--- a/SDN302_Assignment2_Report.docx
+++ b/SDN302_Assignment2_Report.docx
@@ -98,7 +98,7 @@
         <w:t xml:space="preserve">Test Account Email: </w:t>
       </w:r>
       <w:r>
-        <w:t xml:space="preserve">grader@sdn302.edu.vn
+        <w:t xml:space="preserve">grader.sdn302@gmail.com
 </w:t>
       </w:r>
       <w:r>
